--- a/02. GIT/Git Notes.docx
+++ b/02. GIT/Git Notes.docx
@@ -116,14 +116,6 @@
         <w:spacing w:after="0"/>
       </w:pPr>
       <w:r>
-        <w:t>Bash</w:t>
-      </w:r>
-    </w:p>
-    <w:p>
-      <w:pPr>
-        <w:spacing w:after="0"/>
-      </w:pPr>
-      <w:r>
         <w:t>git config --global user.name "Your Name"</w:t>
       </w:r>
     </w:p>
@@ -169,14 +161,6 @@
         <w:spacing w:after="0"/>
       </w:pPr>
       <w:r>
-        <w:t>Bash</w:t>
-      </w:r>
-    </w:p>
-    <w:p>
-      <w:pPr>
-        <w:spacing w:after="0"/>
-      </w:pPr>
-      <w:r>
         <w:t>git config --list</w:t>
       </w:r>
     </w:p>
@@ -243,14 +227,6 @@
         <w:spacing w:after="0"/>
       </w:pPr>
       <w:r>
-        <w:t>Bash</w:t>
-      </w:r>
-    </w:p>
-    <w:p>
-      <w:pPr>
-        <w:spacing w:after="0"/>
-      </w:pPr>
-      <w:r>
         <w:t xml:space="preserve">git </w:t>
       </w:r>
       <w:proofErr w:type="spellStart"/>
@@ -280,14 +256,6 @@
         <w:spacing w:after="0"/>
       </w:pPr>
       <w:r>
-        <w:t>Bash</w:t>
-      </w:r>
-    </w:p>
-    <w:p>
-      <w:pPr>
-        <w:spacing w:after="0"/>
-      </w:pPr>
-      <w:r>
         <w:t>git clone &lt;repository-</w:t>
       </w:r>
       <w:proofErr w:type="spellStart"/>
@@ -305,7 +273,7 @@
       </w:pPr>
       <w:r>
         <w:pict w14:anchorId="60F008BF">
-          <v:rect id="_x0000_i1074" style="width:0;height:1.5pt" o:hralign="center" o:hrstd="t" o:hrnoshade="t" o:hr="t" fillcolor="gray" stroked="f"/>
+          <v:rect id="_x0000_i1025" style="width:0;height:1.5pt" o:hralign="center" o:hrstd="t" o:hrnoshade="t" o:hr="t" fillcolor="gray" stroked="f"/>
         </w:pict>
       </w:r>
     </w:p>
@@ -709,7 +677,6 @@
               <w:spacing w:after="0"/>
             </w:pPr>
             <w:r>
-              <w:lastRenderedPageBreak/>
               <w:t>git add &lt;file&gt;</w:t>
             </w:r>
           </w:p>
@@ -769,6 +736,7 @@
               <w:spacing w:after="0"/>
             </w:pPr>
             <w:r>
+              <w:lastRenderedPageBreak/>
               <w:t xml:space="preserve">git </w:t>
             </w:r>
             <w:proofErr w:type="gramStart"/>
@@ -1018,7 +986,7 @@
       </w:pPr>
       <w:r>
         <w:pict w14:anchorId="738C7288">
-          <v:rect id="_x0000_i1075" style="width:0;height:1.5pt" o:hralign="center" o:hrstd="t" o:hrnoshade="t" o:hr="t" fillcolor="gray" stroked="f"/>
+          <v:rect id="_x0000_i1026" style="width:0;height:1.5pt" o:hralign="center" o:hrstd="t" o:hrnoshade="t" o:hr="t" fillcolor="gray" stroked="f"/>
         </w:pict>
       </w:r>
     </w:p>
@@ -1577,26 +1545,26 @@
           <w:b/>
           <w:bCs/>
         </w:rPr>
+        <w:t>Merge the feature branch</w:t>
+      </w:r>
+      <w:r>
+        <w:t xml:space="preserve"> into the target branch: git merge &lt;feature-branch-name&gt;</w:t>
+      </w:r>
+    </w:p>
+    <w:p>
+      <w:pPr>
+        <w:spacing w:after="0"/>
+        <w:rPr>
+          <w:b/>
+          <w:bCs/>
+        </w:rPr>
+      </w:pPr>
+      <w:r>
+        <w:rPr>
+          <w:b/>
+          <w:bCs/>
+        </w:rPr>
         <w:lastRenderedPageBreak/>
-        <w:t>Merge the feature branch</w:t>
-      </w:r>
-      <w:r>
-        <w:t xml:space="preserve"> into the target branch: git merge &lt;feature-branch-name&gt;</w:t>
-      </w:r>
-    </w:p>
-    <w:p>
-      <w:pPr>
-        <w:spacing w:after="0"/>
-        <w:rPr>
-          <w:b/>
-          <w:bCs/>
-        </w:rPr>
-      </w:pPr>
-      <w:r>
-        <w:rPr>
-          <w:b/>
-          <w:bCs/>
-        </w:rPr>
         <w:t>Resolving Conflicts</w:t>
       </w:r>
     </w:p>
@@ -1711,7 +1679,7 @@
       </w:pPr>
       <w:r>
         <w:pict w14:anchorId="6E12C1DE">
-          <v:rect id="_x0000_i1076" style="width:0;height:1.5pt" o:hralign="center" o:hrstd="t" o:hrnoshade="t" o:hr="t" fillcolor="gray" stroked="f"/>
+          <v:rect id="_x0000_i1027" style="width:0;height:1.5pt" o:hralign="center" o:hrstd="t" o:hrnoshade="t" o:hr="t" fillcolor="gray" stroked="f"/>
         </w:pict>
       </w:r>
     </w:p>
@@ -2202,7 +2170,7 @@
       </w:pPr>
       <w:r>
         <w:pict w14:anchorId="60A4423B">
-          <v:rect id="_x0000_i1077" style="width:0;height:1.5pt" o:hralign="center" o:hrstd="t" o:hrnoshade="t" o:hr="t" fillcolor="gray" stroked="f"/>
+          <v:rect id="_x0000_i1028" style="width:0;height:1.5pt" o:hralign="center" o:hrstd="t" o:hrnoshade="t" o:hr="t" fillcolor="gray" stroked="f"/>
         </w:pict>
       </w:r>
     </w:p>
@@ -2296,7 +2264,6 @@
           <w:b/>
           <w:bCs/>
         </w:rPr>
-        <w:lastRenderedPageBreak/>
         <w:t>Undoing Commits</w:t>
       </w:r>
     </w:p>
@@ -2310,6 +2277,7 @@
       </w:pPr>
       <w:proofErr w:type="gramStart"/>
       <w:r>
+        <w:lastRenderedPageBreak/>
         <w:t>git</w:t>
       </w:r>
       <w:proofErr w:type="gramEnd"/>
@@ -2916,7 +2884,7 @@
       </w:pPr>
       <w:r>
         <w:pict w14:anchorId="188DB085">
-          <v:rect id="_x0000_i1078" style="width:0;height:1.5pt" o:hralign="center" o:hrstd="t" o:hrnoshade="t" o:hr="t" fillcolor="gray" stroked="f"/>
+          <v:rect id="_x0000_i1029" style="width:0;height:1.5pt" o:hralign="center" o:hrstd="t" o:hrnoshade="t" o:hr="t" fillcolor="gray" stroked="f"/>
         </w:pict>
       </w:r>
     </w:p>
@@ -3105,7 +3073,7 @@
       </w:pPr>
       <w:r>
         <w:pict w14:anchorId="0EB9A50D">
-          <v:rect id="_x0000_i1079" style="width:0;height:1.5pt" o:hralign="center" o:hrstd="t" o:hrnoshade="t" o:hr="t" fillcolor="gray" stroked="f"/>
+          <v:rect id="_x0000_i1030" style="width:0;height:1.5pt" o:hralign="center" o:hrstd="t" o:hrnoshade="t" o:hr="t" fillcolor="gray" stroked="f"/>
         </w:pict>
       </w:r>
     </w:p>
@@ -3122,38 +3090,38 @@
           <w:b/>
           <w:bCs/>
         </w:rPr>
+        <w:t xml:space="preserve">7. </w:t>
+      </w:r>
+      <w:r>
+        <w:rPr>
+          <w:rFonts w:ascii="Segoe UI Emoji" w:hAnsi="Segoe UI Emoji" w:cs="Segoe UI Emoji"/>
+          <w:b/>
+          <w:bCs/>
+        </w:rPr>
+        <w:t>🧐</w:t>
+      </w:r>
+      <w:r>
+        <w:rPr>
+          <w:b/>
+          <w:bCs/>
+        </w:rPr>
+        <w:t xml:space="preserve"> Advanced Techniques</w:t>
+      </w:r>
+    </w:p>
+    <w:p>
+      <w:pPr>
+        <w:spacing w:after="0"/>
+        <w:rPr>
+          <w:b/>
+          <w:bCs/>
+        </w:rPr>
+      </w:pPr>
+      <w:r>
+        <w:rPr>
+          <w:b/>
+          <w:bCs/>
+        </w:rPr>
         <w:lastRenderedPageBreak/>
-        <w:t xml:space="preserve">7. </w:t>
-      </w:r>
-      <w:r>
-        <w:rPr>
-          <w:rFonts w:ascii="Segoe UI Emoji" w:hAnsi="Segoe UI Emoji" w:cs="Segoe UI Emoji"/>
-          <w:b/>
-          <w:bCs/>
-        </w:rPr>
-        <w:t>🧐</w:t>
-      </w:r>
-      <w:r>
-        <w:rPr>
-          <w:b/>
-          <w:bCs/>
-        </w:rPr>
-        <w:t xml:space="preserve"> Advanced Techniques</w:t>
-      </w:r>
-    </w:p>
-    <w:p>
-      <w:pPr>
-        <w:spacing w:after="0"/>
-        <w:rPr>
-          <w:b/>
-          <w:bCs/>
-        </w:rPr>
-      </w:pPr>
-      <w:r>
-        <w:rPr>
-          <w:b/>
-          <w:bCs/>
-        </w:rPr>
         <w:t>Interactive Rebase</w:t>
       </w:r>
     </w:p>
@@ -5815,6 +5783,7 @@
   <w:style w:type="character" w:default="1" w:styleId="DefaultParagraphFont">
     <w:name w:val="Default Paragraph Font"/>
     <w:uiPriority w:val="1"/>
+    <w:semiHidden/>
     <w:unhideWhenUsed/>
   </w:style>
   <w:style w:type="table" w:default="1" w:styleId="TableNormal">
